--- a/求解代码/第二问/结果验证/第四关图表说明.docx
+++ b/求解代码/第二问/结果验证/第四关图表说明.docx
@@ -234,7 +234,7 @@
       <w:r>
         <w:drawing>
           <wp:inline xmlns:a="http://schemas.openxmlformats.org/drawingml/2006/main" xmlns:pic="http://schemas.openxmlformats.org/drawingml/2006/picture">
-            <wp:extent cx="5832000" cy="2884087"/>
+            <wp:extent cx="5832000" cy="2903383"/>
             <wp:docPr id="1" name="Picture 1"/>
             <wp:cNvGraphicFramePr>
               <a:graphicFrameLocks noChangeAspect="1"/>
@@ -255,7 +255,7 @@
                   <pic:spPr>
                     <a:xfrm>
                       <a:off x="0" y="0"/>
-                      <a:ext cx="5832000" cy="2884087"/>
+                      <a:ext cx="5832000" cy="2903383"/>
                     </a:xfrm>
                     <a:prstGeom prst="rect"/>
                   </pic:spPr>
@@ -470,7 +470,7 @@
       <w:r>
         <w:drawing>
           <wp:inline xmlns:a="http://schemas.openxmlformats.org/drawingml/2006/main" xmlns:pic="http://schemas.openxmlformats.org/drawingml/2006/picture">
-            <wp:extent cx="5832000" cy="3185045"/>
+            <wp:extent cx="5832000" cy="3205989"/>
             <wp:docPr id="2" name="Picture 2"/>
             <wp:cNvGraphicFramePr>
               <a:graphicFrameLocks noChangeAspect="1"/>
@@ -491,7 +491,7 @@
                   <pic:spPr>
                     <a:xfrm>
                       <a:off x="0" y="0"/>
-                      <a:ext cx="5832000" cy="3185045"/>
+                      <a:ext cx="5832000" cy="3205989"/>
                     </a:xfrm>
                     <a:prstGeom prst="rect"/>
                   </pic:spPr>
@@ -706,7 +706,7 @@
       <w:r>
         <w:drawing>
           <wp:inline xmlns:a="http://schemas.openxmlformats.org/drawingml/2006/main" xmlns:pic="http://schemas.openxmlformats.org/drawingml/2006/picture">
-            <wp:extent cx="5832000" cy="2915253"/>
+            <wp:extent cx="5832000" cy="2934668"/>
             <wp:docPr id="3" name="Picture 3"/>
             <wp:cNvGraphicFramePr>
               <a:graphicFrameLocks noChangeAspect="1"/>
@@ -727,7 +727,7 @@
                   <pic:spPr>
                     <a:xfrm>
                       <a:off x="0" y="0"/>
-                      <a:ext cx="5832000" cy="2915253"/>
+                      <a:ext cx="5832000" cy="2934668"/>
                     </a:xfrm>
                     <a:prstGeom prst="rect"/>
                   </pic:spPr>
